--- a/pr-preview/pr-281/probability-basics.docx
+++ b/pr-preview/pr-281/probability-basics.docx
@@ -15,10 +15,10 @@
         <w:pStyle w:val="Date"/>
       </w:pPr>
       <w:r>
-        <w:t xml:space="preserve">Last modified: 2026-10-29 13:26:36 (PDT)</w:t>
+        <w:t xml:space="preserve">Last modified: 2026-10-29 13:48:16 (PDT)</w:t>
       </w:r>
     </w:p>
-    <w:bookmarkStart w:id="64" w:name="defining-probabilities"/>
+    <w:bookmarkStart w:id="68" w:name="defining-probabilities"/>
     <w:p>
       <w:pPr>
         <w:pStyle w:val="Heading2"/>
@@ -1519,7 +1519,7 @@
       </w:r>
     </w:p>
     <w:bookmarkEnd w:id="29"/>
-    <w:bookmarkStart w:id="30" w:name="def-occurs"/>
+    <w:bookmarkStart w:id="30" w:name="lem-sample-space-event"/>
     <w:p>
       <w:pPr>
         <w:pStyle w:val="BodyText"/>
@@ -1529,13 +1529,35 @@
           <w:b/>
           <w:bCs/>
         </w:rPr>
-        <w:t xml:space="preserve">Definition 7 (Occurrence of an event)</w:t>
-      </w:r>
-      <w:r>
-        <w:t xml:space="preserve"> </w:t>
-      </w:r>
-      <w:r>
-        <w:t xml:space="preserve">An</w:t>
+        <w:t xml:space="preserve">Lemma 1 (The sample space is an event)</w:t>
+      </w:r>
+      <w:r>
+        <w:t xml:space="preserve"> </w:t>
+      </w:r>
+      <w:hyperlink w:anchor="def-sample-space">
+        <w:r>
+          <w:rPr>
+            <w:rStyle w:val="Hyperlink"/>
+          </w:rPr>
+          <w:t xml:space="preserve">The sample space</w:t>
+        </w:r>
+      </w:hyperlink>
+      <w:r>
+        <w:t xml:space="preserve"> </w:t>
+      </w:r>
+      <m:oMath>
+        <m:r>
+          <m:rPr>
+            <m:sty m:val="p"/>
+          </m:rPr>
+          <m:t>Ω</m:t>
+        </m:r>
+      </m:oMath>
+      <w:r>
+        <w:t xml:space="preserve"> </w:t>
+      </w:r>
+      <w:r>
+        <w:t xml:space="preserve">is an</w:t>
       </w:r>
       <w:r>
         <w:t xml:space="preserve"> </w:t>
@@ -1549,6 +1571,367 @@
         </w:r>
       </w:hyperlink>
       <w:r>
+        <w:t xml:space="preserve">.</w:t>
+      </w:r>
+    </w:p>
+    <w:bookmarkEnd w:id="30"/>
+    <w:p>
+      <w:pPr>
+        <w:pStyle w:val="BodyText"/>
+      </w:pPr>
+      <w:r>
+        <w:rPr>
+          <w:i/>
+          <w:iCs/>
+        </w:rPr>
+        <w:t xml:space="preserve">Proof</w:t>
+      </w:r>
+      <w:r>
+        <w:t xml:space="preserve">. </w:t>
+      </w:r>
+      <w:r>
+        <w:t xml:space="preserve">The sample space is a subset of itself,</w:t>
+      </w:r>
+      <w:r>
+        <w:t xml:space="preserve"> </w:t>
+      </w:r>
+      <m:oMath>
+        <m:r>
+          <m:rPr>
+            <m:sty m:val="p"/>
+          </m:rPr>
+          <m:t>Ω</m:t>
+        </m:r>
+        <m:r>
+          <m:rPr>
+            <m:sty m:val="p"/>
+          </m:rPr>
+          <m:t>⊆</m:t>
+        </m:r>
+        <m:r>
+          <m:rPr>
+            <m:sty m:val="p"/>
+          </m:rPr>
+          <m:t>Ω</m:t>
+        </m:r>
+      </m:oMath>
+      <w:r>
+        <w:t xml:space="preserve">.</w:t>
+      </w:r>
+      <w:r>
+        <w:t xml:space="preserve"> </w:t>
+      </w:r>
+      <w:r>
+        <w:t xml:space="preserve">When every subset of</w:t>
+      </w:r>
+      <w:r>
+        <w:t xml:space="preserve"> </w:t>
+      </w:r>
+      <m:oMath>
+        <m:r>
+          <m:rPr>
+            <m:sty m:val="p"/>
+          </m:rPr>
+          <m:t>Ω</m:t>
+        </m:r>
+      </m:oMath>
+      <w:r>
+        <w:t xml:space="preserve"> </w:t>
+      </w:r>
+      <w:r>
+        <w:t xml:space="preserve">can be an event,</w:t>
+      </w:r>
+      <w:r>
+        <w:t xml:space="preserve"> </w:t>
+      </w:r>
+      <w:r>
+        <w:t xml:space="preserve">that is enough.</w:t>
+      </w:r>
+      <w:r>
+        <w:t xml:space="preserve"> </w:t>
+      </w:r>
+      <w:r>
+        <w:t xml:space="preserve">Otherwise the events are the subsets in a</w:t>
+      </w:r>
+      <w:r>
+        <w:t xml:space="preserve"> </w:t>
+      </w:r>
+      <w:hyperlink r:id="rId25">
+        <m:oMath>
+          <m:r>
+            <m:t>σ</m:t>
+          </m:r>
+        </m:oMath>
+        <w:r>
+          <w:rPr>
+            <w:rStyle w:val="Hyperlink"/>
+          </w:rPr>
+          <w:t xml:space="preserve">-algebra</w:t>
+        </w:r>
+      </w:hyperlink>
+      <w:r>
+        <w:t xml:space="preserve"> </w:t>
+      </w:r>
+      <m:oMath>
+        <m:r>
+          <m:rPr>
+            <m:scr m:val="script"/>
+            <m:sty m:val="p"/>
+          </m:rPr>
+          <m:t>S</m:t>
+        </m:r>
+      </m:oMath>
+      <w:r>
+        <w:t xml:space="preserve"> </w:t>
+      </w:r>
+      <w:r>
+        <w:t xml:space="preserve">on</w:t>
+      </w:r>
+      <w:r>
+        <w:t xml:space="preserve"> </w:t>
+      </w:r>
+      <m:oMath>
+        <m:r>
+          <m:rPr>
+            <m:sty m:val="p"/>
+          </m:rPr>
+          <m:t>Ω</m:t>
+        </m:r>
+      </m:oMath>
+      <w:r>
+        <w:t xml:space="preserve">,</w:t>
+      </w:r>
+      <w:r>
+        <w:t xml:space="preserve"> </w:t>
+      </w:r>
+      <w:r>
+        <w:t xml:space="preserve">and by its definition</w:t>
+      </w:r>
+      <w:r>
+        <w:t xml:space="preserve"> </w:t>
+      </w:r>
+      <m:oMath>
+        <m:r>
+          <m:rPr>
+            <m:scr m:val="script"/>
+            <m:sty m:val="p"/>
+          </m:rPr>
+          <m:t>S</m:t>
+        </m:r>
+      </m:oMath>
+      <w:r>
+        <w:t xml:space="preserve"> </w:t>
+      </w:r>
+      <w:r>
+        <w:t xml:space="preserve">contains</w:t>
+      </w:r>
+      <w:r>
+        <w:t xml:space="preserve"> </w:t>
+      </w:r>
+      <m:oMath>
+        <m:r>
+          <m:rPr>
+            <m:sty m:val="p"/>
+          </m:rPr>
+          <m:t>Ω</m:t>
+        </m:r>
+      </m:oMath>
+      <w:r>
+        <w:t xml:space="preserve"> </w:t>
+      </w:r>
+      <w:r>
+        <w:t xml:space="preserve">itself.</w:t>
+      </w:r>
+    </w:p>
+    <w:bookmarkStart w:id="31" w:name="exm-sample-space-event"/>
+    <w:p>
+      <w:pPr>
+        <w:pStyle w:val="BodyText"/>
+      </w:pPr>
+      <w:r>
+        <w:rPr>
+          <w:b/>
+          <w:bCs/>
+        </w:rPr>
+        <w:t xml:space="preserve">Example 8 (The die roll’s sample space as an event)</w:t>
+      </w:r>
+      <w:r>
+        <w:t xml:space="preserve"> </w:t>
+      </w:r>
+      <w:r>
+        <w:t xml:space="preserve">In</w:t>
+      </w:r>
+      <w:r>
+        <w:t xml:space="preserve"> </w:t>
+      </w:r>
+      <w:hyperlink w:anchor="exm-sample-space">
+        <w:r>
+          <w:rPr>
+            <w:rStyle w:val="Hyperlink"/>
+          </w:rPr>
+          <w:t xml:space="preserve">Example 6</w:t>
+        </w:r>
+      </w:hyperlink>
+      <w:r>
+        <w:t xml:space="preserve">, every subset of</w:t>
+      </w:r>
+      <w:r>
+        <w:t xml:space="preserve"> </w:t>
+      </w:r>
+      <m:oMath>
+        <m:r>
+          <m:rPr>
+            <m:sty m:val="p"/>
+          </m:rPr>
+          <m:t>Ω</m:t>
+        </m:r>
+        <m:r>
+          <m:rPr>
+            <m:sty m:val="p"/>
+          </m:rPr>
+          <m:t>=</m:t>
+        </m:r>
+        <m:r>
+          <m:t>​</m:t>
+        </m:r>
+        <m:d>
+          <m:dPr>
+            <m:begChr m:val="{"/>
+            <m:sepChr m:val=""/>
+            <m:endChr m:val="}"/>
+            <m:grow/>
+          </m:dPr>
+          <m:e>
+            <m:r>
+              <m:t>1</m:t>
+            </m:r>
+            <m:r>
+              <m:rPr>
+                <m:sty m:val="p"/>
+              </m:rPr>
+              <m:t>,</m:t>
+            </m:r>
+            <m:r>
+              <m:t>2</m:t>
+            </m:r>
+            <m:r>
+              <m:rPr>
+                <m:sty m:val="p"/>
+              </m:rPr>
+              <m:t>,</m:t>
+            </m:r>
+            <m:r>
+              <m:t>3</m:t>
+            </m:r>
+            <m:r>
+              <m:rPr>
+                <m:sty m:val="p"/>
+              </m:rPr>
+              <m:t>,</m:t>
+            </m:r>
+            <m:r>
+              <m:t>4</m:t>
+            </m:r>
+            <m:r>
+              <m:rPr>
+                <m:sty m:val="p"/>
+              </m:rPr>
+              <m:t>,</m:t>
+            </m:r>
+            <m:r>
+              <m:t>5</m:t>
+            </m:r>
+            <m:r>
+              <m:rPr>
+                <m:sty m:val="p"/>
+              </m:rPr>
+              <m:t>,</m:t>
+            </m:r>
+            <m:r>
+              <m:t>6</m:t>
+            </m:r>
+          </m:e>
+        </m:d>
+        <m:r>
+          <m:t>​</m:t>
+        </m:r>
+      </m:oMath>
+      <w:r>
+        <w:t xml:space="preserve"> </w:t>
+      </w:r>
+      <w:r>
+        <w:t xml:space="preserve">can be an event,</w:t>
+      </w:r>
+      <w:r>
+        <w:t xml:space="preserve"> </w:t>
+      </w:r>
+      <w:r>
+        <w:t xml:space="preserve">including</w:t>
+      </w:r>
+      <w:r>
+        <w:t xml:space="preserve"> </w:t>
+      </w:r>
+      <m:oMath>
+        <m:r>
+          <m:rPr>
+            <m:sty m:val="p"/>
+          </m:rPr>
+          <m:t>Ω</m:t>
+        </m:r>
+      </m:oMath>
+      <w:r>
+        <w:t xml:space="preserve"> </w:t>
+      </w:r>
+      <w:r>
+        <w:t xml:space="preserve">itself:</w:t>
+      </w:r>
+      <w:r>
+        <w:t xml:space="preserve"> </w:t>
+      </w:r>
+      <w:r>
+        <w:t xml:space="preserve">the event</w:t>
+      </w:r>
+      <w:r>
+        <w:t xml:space="preserve"> </w:t>
+      </w:r>
+      <w:r>
+        <w:t xml:space="preserve">“the roll is any of 1 through 6”</w:t>
+      </w:r>
+      <w:r>
+        <w:t xml:space="preserve">, which always occurs.</w:t>
+      </w:r>
+    </w:p>
+    <w:bookmarkEnd w:id="31"/>
+    <w:bookmarkStart w:id="32" w:name="def-occurs"/>
+    <w:p>
+      <w:pPr>
+        <w:pStyle w:val="BodyText"/>
+      </w:pPr>
+      <w:r>
+        <w:rPr>
+          <w:b/>
+          <w:bCs/>
+        </w:rPr>
+        <w:t xml:space="preserve">Definition 7 (Occurrence of an event)</w:t>
+      </w:r>
+      <w:r>
+        <w:t xml:space="preserve"> </w:t>
+      </w:r>
+      <w:r>
+        <w:t xml:space="preserve">An</w:t>
+      </w:r>
+      <w:r>
+        <w:t xml:space="preserve"> </w:t>
+      </w:r>
+      <w:hyperlink w:anchor="def-event">
+        <w:r>
+          <w:rPr>
+            <w:rStyle w:val="Hyperlink"/>
+          </w:rPr>
+          <w:t xml:space="preserve">event</w:t>
+        </w:r>
+      </w:hyperlink>
+      <w:r>
         <w:t xml:space="preserve"> </w:t>
       </w:r>
       <m:oMath>
@@ -1601,8 +1984,8 @@
         <w:t xml:space="preserve">.</w:t>
       </w:r>
     </w:p>
-    <w:bookmarkEnd w:id="30"/>
-    <w:bookmarkStart w:id="31" w:name="exm-occurs"/>
+    <w:bookmarkEnd w:id="32"/>
+    <w:bookmarkStart w:id="33" w:name="exm-occurs"/>
     <w:p>
       <w:pPr>
         <w:pStyle w:val="BodyText"/>
@@ -1612,7 +1995,7 @@
           <w:b/>
           <w:bCs/>
         </w:rPr>
-        <w:t xml:space="preserve">Example 8 (Rolling a 4)</w:t>
+        <w:t xml:space="preserve">Example 9 (Rolling a 4)</w:t>
       </w:r>
       <w:r>
         <w:t xml:space="preserve"> </w:t>
@@ -1806,8 +2189,8 @@
         <w:t xml:space="preserve">, does not occur.</w:t>
       </w:r>
     </w:p>
-    <w:bookmarkEnd w:id="31"/>
-    <w:bookmarkStart w:id="33" w:name="def-complement"/>
+    <w:bookmarkEnd w:id="33"/>
+    <w:bookmarkStart w:id="35" w:name="def-complement"/>
     <w:p>
       <w:pPr>
         <w:pStyle w:val="BodyText"/>
@@ -1994,7 +2377,7 @@
       <w:r>
         <w:t xml:space="preserve"> </w:t>
       </w:r>
-      <w:hyperlink r:id="rId32">
+      <w:hyperlink r:id="rId34">
         <w:r>
           <w:rPr>
             <w:rStyle w:val="Hyperlink"/>
@@ -2148,7 +2531,7 @@
         </m:oMath>
       </m:oMathPara>
     </w:p>
-    <w:bookmarkEnd w:id="33"/>
+    <w:bookmarkEnd w:id="35"/>
     <w:p>
       <w:pPr>
         <w:pStyle w:val="FirstParagraph"/>
@@ -2208,7 +2591,7 @@
         <w:t xml:space="preserve">.</w:t>
       </w:r>
     </w:p>
-    <w:bookmarkStart w:id="34" w:name="exm-complement"/>
+    <w:bookmarkStart w:id="36" w:name="exm-complement"/>
     <w:p>
       <w:pPr>
         <w:pStyle w:val="BodyText"/>
@@ -2218,7 +2601,7 @@
           <w:b/>
           <w:bCs/>
         </w:rPr>
-        <w:t xml:space="preserve">Example 9 (Rolling an odd number)</w:t>
+        <w:t xml:space="preserve">Example 10 (Rolling an odd number)</w:t>
       </w:r>
       <w:r>
         <w:t xml:space="preserve"> </w:t>
@@ -2385,8 +2768,8 @@
         <w:t xml:space="preserve">.</w:t>
       </w:r>
     </w:p>
-    <w:bookmarkEnd w:id="34"/>
-    <w:bookmarkStart w:id="35" w:name="def-mutually-exclusive"/>
+    <w:bookmarkEnd w:id="36"/>
+    <w:bookmarkStart w:id="37" w:name="def-mutually-exclusive"/>
     <w:p>
       <w:pPr>
         <w:pStyle w:val="BodyText"/>
@@ -2618,7 +3001,7 @@
         </m:oMath>
       </m:oMathPara>
     </w:p>
-    <w:bookmarkEnd w:id="35"/>
+    <w:bookmarkEnd w:id="37"/>
     <w:p>
       <w:pPr>
         <w:pStyle w:val="FirstParagraph"/>
@@ -2645,7 +3028,7 @@
       <w:r>
         <w:t xml:space="preserve"> </w:t>
       </w:r>
-      <w:hyperlink r:id="rId36">
+      <w:hyperlink r:id="rId38">
         <w:r>
           <w:rPr>
             <w:rStyle w:val="Hyperlink"/>
@@ -2657,7 +3040,7 @@
         <w:t xml:space="preserve">.</w:t>
       </w:r>
     </w:p>
-    <w:bookmarkStart w:id="37" w:name="exm-mutually-exclusive"/>
+    <w:bookmarkStart w:id="39" w:name="exm-mutually-exclusive"/>
     <w:p>
       <w:pPr>
         <w:pStyle w:val="BodyText"/>
@@ -2667,7 +3050,7 @@
           <w:b/>
           <w:bCs/>
         </w:rPr>
-        <w:t xml:space="preserve">Example 10 (Low and high rolls)</w:t>
+        <w:t xml:space="preserve">Example 11 (Low and high rolls)</w:t>
       </w:r>
       <w:r>
         <w:t xml:space="preserve"> </w:t>
@@ -2915,8 +3298,8 @@
         <w:t xml:space="preserve">are not mutually exclusive: a roll of 2 is in both.</w:t>
       </w:r>
     </w:p>
-    <w:bookmarkEnd w:id="37"/>
-    <w:bookmarkStart w:id="38" w:name="def-partition"/>
+    <w:bookmarkEnd w:id="39"/>
+    <w:bookmarkStart w:id="40" w:name="def-partition"/>
     <w:p>
       <w:pPr>
         <w:pStyle w:val="BodyText"/>
@@ -3175,8 +3558,8 @@
         <w:t xml:space="preserve">.</w:t>
       </w:r>
     </w:p>
-    <w:bookmarkEnd w:id="38"/>
-    <w:bookmarkStart w:id="39" w:name="rem-partition-sample-space"/>
+    <w:bookmarkEnd w:id="40"/>
+    <w:bookmarkStart w:id="41" w:name="rem-partition-sample-space"/>
     <w:p>
       <w:pPr>
         <w:pStyle w:val="FirstParagraph"/>
@@ -3232,10 +3615,44 @@
         </m:r>
       </m:oMath>
       <w:r>
-        <w:t xml:space="preserve">.</w:t>
+        <w:t xml:space="preserve">,</w:t>
+      </w:r>
+      <w:r>
+        <w:t xml:space="preserve"> </w:t>
+      </w:r>
+      <w:r>
+        <w:t xml:space="preserve">which is allowed because</w:t>
+      </w:r>
+      <w:r>
+        <w:t xml:space="preserve"> </w:t>
+      </w:r>
+      <m:oMath>
+        <m:r>
+          <m:rPr>
+            <m:sty m:val="p"/>
+          </m:rPr>
+          <m:t>Ω</m:t>
+        </m:r>
+      </m:oMath>
+      <w:r>
+        <w:t xml:space="preserve"> </w:t>
+      </w:r>
+      <w:r>
+        <w:t xml:space="preserve">is an event (</w:t>
+      </w:r>
+      <w:hyperlink w:anchor="lem-sample-space-event">
+        <w:r>
+          <w:rPr>
+            <w:rStyle w:val="Hyperlink"/>
+          </w:rPr>
+          <w:t xml:space="preserve">Lemma 1</w:t>
+        </w:r>
+      </w:hyperlink>
+      <w:r>
+        <w:t xml:space="preserve">).</w:t>
       </w:r>
     </w:p>
-    <w:bookmarkEnd w:id="39"/>
+    <w:bookmarkEnd w:id="41"/>
     <w:p>
       <w:pPr>
         <w:pStyle w:val="BodyText"/>
@@ -3277,7 +3694,7 @@
         <w:t xml:space="preserve">to contain at least one outcome.</w:t>
       </w:r>
     </w:p>
-    <w:bookmarkStart w:id="40" w:name="exm-partition"/>
+    <w:bookmarkStart w:id="42" w:name="exm-partition"/>
     <w:p>
       <w:pPr>
         <w:pStyle w:val="BodyText"/>
@@ -3287,7 +3704,7 @@
           <w:b/>
           <w:bCs/>
         </w:rPr>
-        <w:t xml:space="preserve">Example 11 (Partitioning the die roll)</w:t>
+        <w:t xml:space="preserve">Example 12 (Partitioning the die roll)</w:t>
       </w:r>
       <w:r>
         <w:t xml:space="preserve"> </w:t>
@@ -3642,7 +4059,7 @@
           <w:rPr>
             <w:rStyle w:val="Hyperlink"/>
           </w:rPr>
-          <w:t xml:space="preserve">Example 10</w:t>
+          <w:t xml:space="preserve">Example 11</w:t>
         </w:r>
       </w:hyperlink>
       <w:r>
@@ -3666,8 +4083,8 @@
         <w:t xml:space="preserve">: their union leaves out 3 and 4.</w:t>
       </w:r>
     </w:p>
-    <w:bookmarkEnd w:id="40"/>
-    <w:bookmarkStart w:id="42" w:name="def-probability"/>
+    <w:bookmarkEnd w:id="42"/>
+    <w:bookmarkStart w:id="43" w:name="prp-complement-partition"/>
     <w:p>
       <w:pPr>
         <w:pStyle w:val="BodyText"/>
@@ -3677,54 +4094,103 @@
           <w:b/>
           <w:bCs/>
         </w:rPr>
-        <w:t xml:space="preserve">Definition 11 (Probability measure (probability function))</w:t>
-      </w:r>
-      <w:r>
-        <w:t xml:space="preserve"> </w:t>
-      </w:r>
-      <w:r>
-        <w:t xml:space="preserve">A</w:t>
-      </w:r>
-      <w:r>
-        <w:t xml:space="preserve"> </w:t>
-      </w:r>
-      <w:r>
-        <w:rPr>
-          <w:b/>
-          <w:bCs/>
-        </w:rPr>
-        <w:t xml:space="preserve">probability measure</w:t>
-      </w:r>
-      <w:r>
-        <w:t xml:space="preserve"> </w:t>
-      </w:r>
-      <w:r>
-        <w:t xml:space="preserve">(also called a</w:t>
-      </w:r>
-      <w:r>
-        <w:t xml:space="preserve"> </w:t>
-      </w:r>
-      <w:r>
-        <w:rPr>
-          <w:b/>
-          <w:bCs/>
-        </w:rPr>
-        <w:t xml:space="preserve">probability function</w:t>
-      </w:r>
-      <w:r>
-        <w:t xml:space="preserve"> </w:t>
-      </w:r>
-      <w:r>
-        <w:t xml:space="preserve">[4], Definition 1.2.4</w:t>
-      </w:r>
-      <w:r>
-        <w:t xml:space="preserve">)</w:t>
-      </w:r>
-      <w:r>
-        <w:t xml:space="preserve"> </w:t>
-      </w:r>
-      <w:r>
-        <w:t xml:space="preserve">on a</w:t>
+        <w:t xml:space="preserve">Proposition 1 (An event and its complement partition the sample space)</w:t>
+      </w:r>
+      <w:r>
+        <w:t xml:space="preserve"> </w:t>
+      </w:r>
+      <w:r>
+        <w:t xml:space="preserve">For any</w:t>
+      </w:r>
+      <w:r>
+        <w:t xml:space="preserve"> </w:t>
+      </w:r>
+      <w:hyperlink w:anchor="def-event">
+        <w:r>
+          <w:rPr>
+            <w:rStyle w:val="Hyperlink"/>
+          </w:rPr>
+          <w:t xml:space="preserve">event</w:t>
+        </w:r>
+      </w:hyperlink>
+      <w:r>
+        <w:t xml:space="preserve"> </w:t>
+      </w:r>
+      <m:oMath>
+        <m:r>
+          <m:t>A</m:t>
+        </m:r>
+      </m:oMath>
+      <w:r>
+        <w:t xml:space="preserve">,</w:t>
+      </w:r>
+      <w:r>
+        <w:t xml:space="preserve"> </w:t>
+      </w:r>
+      <w:r>
+        <w:t xml:space="preserve">the events</w:t>
+      </w:r>
+      <w:r>
+        <w:t xml:space="preserve"> </w:t>
+      </w:r>
+      <m:oMath>
+        <m:r>
+          <m:t>A</m:t>
+        </m:r>
+      </m:oMath>
+      <w:r>
+        <w:t xml:space="preserve"> </w:t>
+      </w:r>
+      <w:r>
+        <w:t xml:space="preserve">and its</w:t>
+      </w:r>
+      <w:r>
+        <w:t xml:space="preserve"> </w:t>
+      </w:r>
+      <w:hyperlink w:anchor="def-complement">
+        <w:r>
+          <w:rPr>
+            <w:rStyle w:val="Hyperlink"/>
+          </w:rPr>
+          <w:t xml:space="preserve">complement</w:t>
+        </w:r>
+      </w:hyperlink>
+      <w:r>
+        <w:t xml:space="preserve"> </w:t>
+      </w:r>
+      <m:oMath>
+        <m:r>
+          <m:rPr>
+            <m:sty m:val="p"/>
+          </m:rPr>
+          <m:t>¬</m:t>
+        </m:r>
+        <m:r>
+          <m:t>A</m:t>
+        </m:r>
+      </m:oMath>
+      <w:r>
+        <w:t xml:space="preserve"> </w:t>
+      </w:r>
+      <w:r>
+        <w:t xml:space="preserve">are a</w:t>
+      </w:r>
+      <w:r>
+        <w:t xml:space="preserve"> </w:t>
+      </w:r>
+      <w:hyperlink w:anchor="def-partition">
+        <w:r>
+          <w:rPr>
+            <w:rStyle w:val="Hyperlink"/>
+          </w:rPr>
+          <w:t xml:space="preserve">partition</w:t>
+        </w:r>
+      </w:hyperlink>
+      <w:r>
+        <w:t xml:space="preserve"> </w:t>
+      </w:r>
+      <w:r>
+        <w:t xml:space="preserve">of the</w:t>
       </w:r>
       <w:r>
         <w:t xml:space="preserve"> </w:t>
@@ -3749,12 +4215,693 @@
         </m:r>
       </m:oMath>
       <w:r>
+        <w:t xml:space="preserve">.</w:t>
+      </w:r>
+    </w:p>
+    <w:bookmarkEnd w:id="43"/>
+    <w:p>
+      <w:pPr>
+        <w:pStyle w:val="BodyText"/>
+      </w:pPr>
+      <w:r>
+        <w:rPr>
+          <w:i/>
+          <w:iCs/>
+        </w:rPr>
+        <w:t xml:space="preserve">Proof</w:t>
+      </w:r>
+      <w:r>
+        <w:t xml:space="preserve">. </w:t>
+      </w:r>
+      <w:r>
+        <w:t xml:space="preserve">The sample space</w:t>
+      </w:r>
+      <w:r>
+        <w:t xml:space="preserve"> </w:t>
+      </w:r>
+      <m:oMath>
+        <m:r>
+          <m:rPr>
+            <m:sty m:val="p"/>
+          </m:rPr>
+          <m:t>Ω</m:t>
+        </m:r>
+      </m:oMath>
+      <w:r>
+        <w:t xml:space="preserve"> </w:t>
+      </w:r>
+      <w:r>
+        <w:t xml:space="preserve">is an event (</w:t>
+      </w:r>
+      <w:hyperlink w:anchor="lem-sample-space-event">
+        <w:r>
+          <w:rPr>
+            <w:rStyle w:val="Hyperlink"/>
+          </w:rPr>
+          <w:t xml:space="preserve">Lemma 1</w:t>
+        </w:r>
+      </w:hyperlink>
+      <w:r>
+        <w:t xml:space="preserve">),</w:t>
+      </w:r>
+      <w:r>
+        <w:t xml:space="preserve"> </w:t>
+      </w:r>
+      <w:r>
+        <w:t xml:space="preserve">so a partition of it is defined.</w:t>
+      </w:r>
+      <w:r>
+        <w:t xml:space="preserve"> </w:t>
+      </w:r>
+      <w:r>
+        <w:t xml:space="preserve">The complement</w:t>
+      </w:r>
+      <w:r>
+        <w:t xml:space="preserve"> </w:t>
+      </w:r>
+      <m:oMath>
+        <m:r>
+          <m:rPr>
+            <m:sty m:val="p"/>
+          </m:rPr>
+          <m:t>¬</m:t>
+        </m:r>
+        <m:r>
+          <m:t>A</m:t>
+        </m:r>
+      </m:oMath>
+      <w:r>
+        <w:t xml:space="preserve"> </w:t>
+      </w:r>
+      <w:r>
+        <w:t xml:space="preserve">is the</w:t>
+      </w:r>
+      <w:r>
+        <w:t xml:space="preserve"> </w:t>
+      </w:r>
+      <w:hyperlink r:id="rId34">
+        <w:r>
+          <w:rPr>
+            <w:rStyle w:val="Hyperlink"/>
+          </w:rPr>
+          <w:t xml:space="preserve">set difference</w:t>
+        </w:r>
+      </w:hyperlink>
+      <w:r>
+        <w:t xml:space="preserve"> </w:t>
+      </w:r>
+      <m:oMath>
+        <m:r>
+          <m:rPr>
+            <m:sty m:val="p"/>
+          </m:rPr>
+          <m:t>Ω</m:t>
+        </m:r>
+        <m:r>
+          <m:rPr>
+            <m:sty m:val="p"/>
+          </m:rPr>
+          <m:t>\</m:t>
+        </m:r>
+        <m:r>
+          <m:t>A</m:t>
+        </m:r>
+      </m:oMath>
+      <w:r>
         <w:t xml:space="preserve">,</w:t>
       </w:r>
       <w:r>
         <w:t xml:space="preserve"> </w:t>
       </w:r>
       <w:r>
+        <w:t xml:space="preserve">which is an event</w:t>
+      </w:r>
+      <w:r>
+        <w:t xml:space="preserve"> </w:t>
+      </w:r>
+      <w:r>
+        <w:t xml:space="preserve">because the events are closed under complements in</w:t>
+      </w:r>
+      <w:r>
+        <w:t xml:space="preserve"> </w:t>
+      </w:r>
+      <m:oMath>
+        <m:r>
+          <m:rPr>
+            <m:sty m:val="p"/>
+          </m:rPr>
+          <m:t>Ω</m:t>
+        </m:r>
+      </m:oMath>
+      <w:r>
+        <w:t xml:space="preserve">,</w:t>
+      </w:r>
+      <w:r>
+        <w:t xml:space="preserve"> </w:t>
+      </w:r>
+      <w:r>
+        <w:t xml:space="preserve">by the complement requirement of a</w:t>
+      </w:r>
+      <w:r>
+        <w:t xml:space="preserve"> </w:t>
+      </w:r>
+      <w:hyperlink r:id="rId25">
+        <m:oMath>
+          <m:r>
+            <m:t>σ</m:t>
+          </m:r>
+        </m:oMath>
+        <w:r>
+          <w:rPr>
+            <w:rStyle w:val="Hyperlink"/>
+          </w:rPr>
+          <w:t xml:space="preserve">-algebra</w:t>
+        </w:r>
+      </w:hyperlink>
+      <w:r>
+        <w:t xml:space="preserve">.</w:t>
+      </w:r>
+      <w:r>
+        <w:t xml:space="preserve"> </w:t>
+      </w:r>
+      <w:r>
+        <w:t xml:space="preserve">The events</w:t>
+      </w:r>
+      <w:r>
+        <w:t xml:space="preserve"> </w:t>
+      </w:r>
+      <m:oMath>
+        <m:r>
+          <m:t>A</m:t>
+        </m:r>
+      </m:oMath>
+      <w:r>
+        <w:t xml:space="preserve"> </w:t>
+      </w:r>
+      <w:r>
+        <w:t xml:space="preserve">and</w:t>
+      </w:r>
+      <w:r>
+        <w:t xml:space="preserve"> </w:t>
+      </w:r>
+      <m:oMath>
+        <m:r>
+          <m:rPr>
+            <m:sty m:val="p"/>
+          </m:rPr>
+          <m:t>¬</m:t>
+        </m:r>
+        <m:r>
+          <m:t>A</m:t>
+        </m:r>
+      </m:oMath>
+      <w:r>
+        <w:t xml:space="preserve"> </w:t>
+      </w:r>
+      <w:r>
+        <w:t xml:space="preserve">are mutually exclusive,</w:t>
+      </w:r>
+      <w:r>
+        <w:t xml:space="preserve"> </w:t>
+      </w:r>
+      <w:r>
+        <w:t xml:space="preserve">because</w:t>
+      </w:r>
+      <w:r>
+        <w:t xml:space="preserve"> </w:t>
+      </w:r>
+      <m:oMath>
+        <m:r>
+          <m:rPr>
+            <m:sty m:val="p"/>
+          </m:rPr>
+          <m:t>¬</m:t>
+        </m:r>
+        <m:r>
+          <m:t>A</m:t>
+        </m:r>
+      </m:oMath>
+      <w:r>
+        <w:t xml:space="preserve"> </w:t>
+      </w:r>
+      <w:r>
+        <w:t xml:space="preserve">contains only elements not in</w:t>
+      </w:r>
+      <w:r>
+        <w:t xml:space="preserve"> </w:t>
+      </w:r>
+      <m:oMath>
+        <m:r>
+          <m:t>A</m:t>
+        </m:r>
+      </m:oMath>
+      <w:r>
+        <w:t xml:space="preserve">.</w:t>
+      </w:r>
+      <w:r>
+        <w:t xml:space="preserve"> </w:t>
+      </w:r>
+      <w:r>
+        <w:t xml:space="preserve">Their union is</w:t>
+      </w:r>
+      <w:r>
+        <w:t xml:space="preserve"> </w:t>
+      </w:r>
+      <m:oMath>
+        <m:r>
+          <m:rPr>
+            <m:sty m:val="p"/>
+          </m:rPr>
+          <m:t>Ω</m:t>
+        </m:r>
+      </m:oMath>
+      <w:r>
+        <w:t xml:space="preserve">,</w:t>
+      </w:r>
+      <w:r>
+        <w:t xml:space="preserve"> </w:t>
+      </w:r>
+      <w:r>
+        <w:t xml:space="preserve">because each element of</w:t>
+      </w:r>
+      <w:r>
+        <w:t xml:space="preserve"> </w:t>
+      </w:r>
+      <m:oMath>
+        <m:r>
+          <m:rPr>
+            <m:sty m:val="p"/>
+          </m:rPr>
+          <m:t>Ω</m:t>
+        </m:r>
+      </m:oMath>
+      <w:r>
+        <w:t xml:space="preserve"> </w:t>
+      </w:r>
+      <w:r>
+        <w:t xml:space="preserve">is either in</w:t>
+      </w:r>
+      <w:r>
+        <w:t xml:space="preserve"> </w:t>
+      </w:r>
+      <m:oMath>
+        <m:r>
+          <m:t>A</m:t>
+        </m:r>
+      </m:oMath>
+      <w:r>
+        <w:t xml:space="preserve"> </w:t>
+      </w:r>
+      <w:r>
+        <w:t xml:space="preserve">or not in</w:t>
+      </w:r>
+      <w:r>
+        <w:t xml:space="preserve"> </w:t>
+      </w:r>
+      <m:oMath>
+        <m:r>
+          <m:t>A</m:t>
+        </m:r>
+      </m:oMath>
+      <w:r>
+        <w:t xml:space="preserve">.</w:t>
+      </w:r>
+    </w:p>
+    <w:bookmarkStart w:id="44" w:name="exm-complement-partition"/>
+    <w:p>
+      <w:pPr>
+        <w:pStyle w:val="BodyText"/>
+      </w:pPr>
+      <w:r>
+        <w:rPr>
+          <w:b/>
+          <w:bCs/>
+        </w:rPr>
+        <w:t xml:space="preserve">Example 13 (Even and odd rolls)</w:t>
+      </w:r>
+      <w:r>
+        <w:t xml:space="preserve"> </w:t>
+      </w:r>
+      <w:r>
+        <w:t xml:space="preserve">In</w:t>
+      </w:r>
+      <w:r>
+        <w:t xml:space="preserve"> </w:t>
+      </w:r>
+      <w:hyperlink w:anchor="exm-event">
+        <w:r>
+          <w:rPr>
+            <w:rStyle w:val="Hyperlink"/>
+          </w:rPr>
+          <w:t xml:space="preserve">Example 7</w:t>
+        </w:r>
+      </w:hyperlink>
+      <w:r>
+        <w:t xml:space="preserve"> </w:t>
+      </w:r>
+      <w:r>
+        <w:t xml:space="preserve">and</w:t>
+      </w:r>
+      <w:r>
+        <w:t xml:space="preserve"> </w:t>
+      </w:r>
+      <w:hyperlink w:anchor="exm-complement">
+        <w:r>
+          <w:rPr>
+            <w:rStyle w:val="Hyperlink"/>
+          </w:rPr>
+          <w:t xml:space="preserve">Example 10</w:t>
+        </w:r>
+      </w:hyperlink>
+      <w:r>
+        <w:t xml:space="preserve">,</w:t>
+      </w:r>
+      <w:r>
+        <w:t xml:space="preserve"> </w:t>
+      </w:r>
+      <w:r>
+        <w:t xml:space="preserve">the event</w:t>
+      </w:r>
+      <w:r>
+        <w:t xml:space="preserve"> </w:t>
+      </w:r>
+      <m:oMath>
+        <m:r>
+          <m:t>A</m:t>
+        </m:r>
+        <m:r>
+          <m:rPr>
+            <m:sty m:val="p"/>
+          </m:rPr>
+          <m:t>=</m:t>
+        </m:r>
+        <m:r>
+          <m:t>​</m:t>
+        </m:r>
+        <m:d>
+          <m:dPr>
+            <m:begChr m:val="{"/>
+            <m:sepChr m:val=""/>
+            <m:endChr m:val="}"/>
+            <m:grow/>
+          </m:dPr>
+          <m:e>
+            <m:r>
+              <m:t>2</m:t>
+            </m:r>
+            <m:r>
+              <m:rPr>
+                <m:sty m:val="p"/>
+              </m:rPr>
+              <m:t>,</m:t>
+            </m:r>
+            <m:r>
+              <m:t>4</m:t>
+            </m:r>
+            <m:r>
+              <m:rPr>
+                <m:sty m:val="p"/>
+              </m:rPr>
+              <m:t>,</m:t>
+            </m:r>
+            <m:r>
+              <m:t>6</m:t>
+            </m:r>
+          </m:e>
+        </m:d>
+        <m:r>
+          <m:t>​</m:t>
+        </m:r>
+      </m:oMath>
+      <w:r>
+        <w:t xml:space="preserve"> </w:t>
+      </w:r>
+      <w:r>
+        <w:t xml:space="preserve">and its complement</w:t>
+      </w:r>
+      <w:r>
+        <w:t xml:space="preserve"> </w:t>
+      </w:r>
+      <m:oMath>
+        <m:r>
+          <m:rPr>
+            <m:sty m:val="p"/>
+          </m:rPr>
+          <m:t>¬</m:t>
+        </m:r>
+        <m:r>
+          <m:t>A</m:t>
+        </m:r>
+        <m:r>
+          <m:rPr>
+            <m:sty m:val="p"/>
+          </m:rPr>
+          <m:t>=</m:t>
+        </m:r>
+        <m:r>
+          <m:t>​</m:t>
+        </m:r>
+        <m:d>
+          <m:dPr>
+            <m:begChr m:val="{"/>
+            <m:sepChr m:val=""/>
+            <m:endChr m:val="}"/>
+            <m:grow/>
+          </m:dPr>
+          <m:e>
+            <m:r>
+              <m:t>1</m:t>
+            </m:r>
+            <m:r>
+              <m:rPr>
+                <m:sty m:val="p"/>
+              </m:rPr>
+              <m:t>,</m:t>
+            </m:r>
+            <m:r>
+              <m:t>3</m:t>
+            </m:r>
+            <m:r>
+              <m:rPr>
+                <m:sty m:val="p"/>
+              </m:rPr>
+              <m:t>,</m:t>
+            </m:r>
+            <m:r>
+              <m:t>5</m:t>
+            </m:r>
+          </m:e>
+        </m:d>
+        <m:r>
+          <m:t>​</m:t>
+        </m:r>
+      </m:oMath>
+      <w:r>
+        <w:t xml:space="preserve"> </w:t>
+      </w:r>
+      <w:r>
+        <w:t xml:space="preserve">are mutually exclusive,</w:t>
+      </w:r>
+      <w:r>
+        <w:t xml:space="preserve"> </w:t>
+      </w:r>
+      <w:r>
+        <w:t xml:space="preserve">and their union is</w:t>
+      </w:r>
+      <w:r>
+        <w:t xml:space="preserve"> </w:t>
+      </w:r>
+      <m:oMath>
+        <m:r>
+          <m:rPr>
+            <m:sty m:val="p"/>
+          </m:rPr>
+          <m:t>Ω</m:t>
+        </m:r>
+        <m:r>
+          <m:rPr>
+            <m:sty m:val="p"/>
+          </m:rPr>
+          <m:t>=</m:t>
+        </m:r>
+        <m:r>
+          <m:t>​</m:t>
+        </m:r>
+        <m:d>
+          <m:dPr>
+            <m:begChr m:val="{"/>
+            <m:sepChr m:val=""/>
+            <m:endChr m:val="}"/>
+            <m:grow/>
+          </m:dPr>
+          <m:e>
+            <m:r>
+              <m:t>1</m:t>
+            </m:r>
+            <m:r>
+              <m:rPr>
+                <m:sty m:val="p"/>
+              </m:rPr>
+              <m:t>,</m:t>
+            </m:r>
+            <m:r>
+              <m:t>2</m:t>
+            </m:r>
+            <m:r>
+              <m:rPr>
+                <m:sty m:val="p"/>
+              </m:rPr>
+              <m:t>,</m:t>
+            </m:r>
+            <m:r>
+              <m:t>3</m:t>
+            </m:r>
+            <m:r>
+              <m:rPr>
+                <m:sty m:val="p"/>
+              </m:rPr>
+              <m:t>,</m:t>
+            </m:r>
+            <m:r>
+              <m:t>4</m:t>
+            </m:r>
+            <m:r>
+              <m:rPr>
+                <m:sty m:val="p"/>
+              </m:rPr>
+              <m:t>,</m:t>
+            </m:r>
+            <m:r>
+              <m:t>5</m:t>
+            </m:r>
+            <m:r>
+              <m:rPr>
+                <m:sty m:val="p"/>
+              </m:rPr>
+              <m:t>,</m:t>
+            </m:r>
+            <m:r>
+              <m:t>6</m:t>
+            </m:r>
+          </m:e>
+        </m:d>
+        <m:r>
+          <m:t>​</m:t>
+        </m:r>
+      </m:oMath>
+      <w:r>
+        <w:t xml:space="preserve">,</w:t>
+      </w:r>
+      <w:r>
+        <w:t xml:space="preserve"> </w:t>
+      </w:r>
+      <w:r>
+        <w:t xml:space="preserve">so they partition</w:t>
+      </w:r>
+      <w:r>
+        <w:t xml:space="preserve"> </w:t>
+      </w:r>
+      <m:oMath>
+        <m:r>
+          <m:rPr>
+            <m:sty m:val="p"/>
+          </m:rPr>
+          <m:t>Ω</m:t>
+        </m:r>
+      </m:oMath>
+      <w:r>
+        <w:t xml:space="preserve">.</w:t>
+      </w:r>
+    </w:p>
+    <w:bookmarkEnd w:id="44"/>
+    <w:bookmarkStart w:id="46" w:name="def-probability"/>
+    <w:p>
+      <w:pPr>
+        <w:pStyle w:val="BodyText"/>
+      </w:pPr>
+      <w:r>
+        <w:rPr>
+          <w:b/>
+          <w:bCs/>
+        </w:rPr>
+        <w:t xml:space="preserve">Definition 11 (Probability measure (probability function))</w:t>
+      </w:r>
+      <w:r>
+        <w:t xml:space="preserve"> </w:t>
+      </w:r>
+      <w:r>
+        <w:t xml:space="preserve">A</w:t>
+      </w:r>
+      <w:r>
+        <w:t xml:space="preserve"> </w:t>
+      </w:r>
+      <w:r>
+        <w:rPr>
+          <w:b/>
+          <w:bCs/>
+        </w:rPr>
+        <w:t xml:space="preserve">probability measure</w:t>
+      </w:r>
+      <w:r>
+        <w:t xml:space="preserve"> </w:t>
+      </w:r>
+      <w:r>
+        <w:t xml:space="preserve">(also called a</w:t>
+      </w:r>
+      <w:r>
+        <w:t xml:space="preserve"> </w:t>
+      </w:r>
+      <w:r>
+        <w:rPr>
+          <w:b/>
+          <w:bCs/>
+        </w:rPr>
+        <w:t xml:space="preserve">probability function</w:t>
+      </w:r>
+      <w:r>
+        <w:t xml:space="preserve"> </w:t>
+      </w:r>
+      <w:r>
+        <w:t xml:space="preserve">[4], Definition 1.2.4</w:t>
+      </w:r>
+      <w:r>
+        <w:t xml:space="preserve">)</w:t>
+      </w:r>
+      <w:r>
+        <w:t xml:space="preserve"> </w:t>
+      </w:r>
+      <w:r>
+        <w:t xml:space="preserve">on a</w:t>
+      </w:r>
+      <w:r>
+        <w:t xml:space="preserve"> </w:t>
+      </w:r>
+      <w:hyperlink w:anchor="def-sample-space">
+        <w:r>
+          <w:rPr>
+            <w:rStyle w:val="Hyperlink"/>
+          </w:rPr>
+          <w:t xml:space="preserve">sample space</w:t>
+        </w:r>
+      </w:hyperlink>
+      <w:r>
+        <w:t xml:space="preserve"> </w:t>
+      </w:r>
+      <m:oMath>
+        <m:r>
+          <m:rPr>
+            <m:sty m:val="p"/>
+          </m:rPr>
+          <m:t>Ω</m:t>
+        </m:r>
+      </m:oMath>
+      <w:r>
+        <w:t xml:space="preserve">,</w:t>
+      </w:r>
+      <w:r>
+        <w:t xml:space="preserve"> </w:t>
+      </w:r>
+      <w:r>
         <w:t xml:space="preserve">often denoted</w:t>
       </w:r>
       <w:r>
@@ -3822,7 +4969,7 @@
       <w:r>
         <w:t xml:space="preserve"> </w:t>
       </w:r>
-      <w:hyperlink r:id="rId41">
+      <w:hyperlink r:id="rId45">
         <w:r>
           <w:rPr>
             <w:rStyle w:val="Hyperlink"/>
@@ -3925,8 +5072,8 @@
         </m:oMath>
       </m:oMathPara>
     </w:p>
-    <w:bookmarkEnd w:id="42"/>
-    <w:bookmarkStart w:id="44" w:name="exm-probability"/>
+    <w:bookmarkEnd w:id="46"/>
+    <w:bookmarkStart w:id="48" w:name="exm-probability"/>
     <w:p>
       <w:pPr>
         <w:pStyle w:val="FirstParagraph"/>
@@ -3936,7 +5083,7 @@
           <w:b/>
           <w:bCs/>
         </w:rPr>
-        <w:t xml:space="preserve">Example 12 (Probability measure for a fair die)</w:t>
+        <w:t xml:space="preserve">Example 14 (Probability measure for a fair die)</w:t>
       </w:r>
       <w:r>
         <w:t xml:space="preserve"> </w:t>
@@ -4176,7 +5323,7 @@
       <w:r>
         <w:t xml:space="preserve">(</w:t>
       </w:r>
-      <w:hyperlink r:id="rId43">
+      <w:hyperlink r:id="rId47">
         <w:r>
           <w:rPr>
             <w:rStyle w:val="Hyperlink"/>
@@ -4196,7 +5343,7 @@
       <w:r>
         <w:t xml:space="preserve"> </w:t>
       </w:r>
-      <w:hyperlink r:id="rId41">
+      <w:hyperlink r:id="rId45">
         <w:r>
           <w:rPr>
             <w:rStyle w:val="Hyperlink"/>
@@ -4470,8 +5617,8 @@
         </m:oMath>
       </m:oMathPara>
     </w:p>
-    <w:bookmarkEnd w:id="44"/>
-    <w:bookmarkStart w:id="46" w:name="cor-probability-finitely-additive"/>
+    <w:bookmarkEnd w:id="48"/>
+    <w:bookmarkStart w:id="50" w:name="cor-probability-finitely-additive"/>
     <w:p>
       <w:pPr>
         <w:pStyle w:val="FirstParagraph"/>
@@ -4509,7 +5656,7 @@
       <w:r>
         <w:t xml:space="preserve"> </w:t>
       </w:r>
-      <w:hyperlink r:id="rId45">
+      <w:hyperlink r:id="rId49">
         <w:r>
           <w:rPr>
             <w:rStyle w:val="Hyperlink"/>
@@ -4731,7 +5878,7 @@
         </m:oMath>
       </m:oMathPara>
     </w:p>
-    <w:bookmarkEnd w:id="46"/>
+    <w:bookmarkEnd w:id="50"/>
     <w:p>
       <w:pPr>
         <w:pStyle w:val="FirstParagraph"/>
@@ -4769,7 +5916,7 @@
       <w:r>
         <w:t xml:space="preserve"> </w:t>
       </w:r>
-      <w:hyperlink r:id="rId47">
+      <w:hyperlink r:id="rId51">
         <w:r>
           <w:rPr>
             <w:rStyle w:val="Hyperlink"/>
@@ -4784,7 +5931,7 @@
         <w:t xml:space="preserve">applies to it.</w:t>
       </w:r>
     </w:p>
-    <w:bookmarkStart w:id="48" w:name="thm-continuity-probability"/>
+    <w:bookmarkStart w:id="52" w:name="thm-continuity-probability"/>
     <w:p>
       <w:pPr>
         <w:pStyle w:val="BodyText"/>
@@ -5010,7 +6157,7 @@
         </m:oMath>
       </m:oMathPara>
     </w:p>
-    <w:bookmarkEnd w:id="48"/>
+    <w:bookmarkEnd w:id="52"/>
     <w:p>
       <w:pPr>
         <w:pStyle w:val="FirstParagraph"/>
@@ -5282,7 +6429,7 @@
       <w:r>
         <w:t xml:space="preserve"> </w:t>
       </w:r>
-      <w:hyperlink r:id="rId49">
+      <w:hyperlink r:id="rId53">
         <w:r>
           <w:rPr>
             <w:rStyle w:val="Hyperlink"/>
@@ -7806,7 +8953,7 @@
         <w:t xml:space="preserve">valid.</w:t>
       </w:r>
     </w:p>
-    <w:bookmarkStart w:id="51" w:name="thm-kolmogorov-axioms"/>
+    <w:bookmarkStart w:id="55" w:name="thm-kolmogorov-axioms"/>
     <w:p>
       <w:pPr>
         <w:pStyle w:val="BodyText"/>
@@ -8076,7 +9223,7 @@
       <w:r>
         <w:t xml:space="preserve"> </w:t>
       </w:r>
-      <w:hyperlink r:id="rId50">
+      <w:hyperlink r:id="rId54">
         <w:r>
           <w:rPr>
             <w:rStyle w:val="Hyperlink"/>
@@ -8311,7 +9458,7 @@
         </m:oMath>
       </m:oMathPara>
     </w:p>
-    <w:bookmarkEnd w:id="51"/>
+    <w:bookmarkEnd w:id="55"/>
     <w:p>
       <w:pPr>
         <w:pStyle w:val="FirstParagraph"/>
@@ -8355,7 +9502,7 @@
       <w:r>
         <w:t xml:space="preserve"> </w:t>
       </w:r>
-      <w:hyperlink r:id="rId41">
+      <w:hyperlink r:id="rId45">
         <w:r>
           <w:rPr>
             <w:rStyle w:val="Hyperlink"/>
@@ -8369,7 +9516,7 @@
       <w:r>
         <w:t xml:space="preserve"> </w:t>
       </w:r>
-      <w:hyperlink r:id="rId52">
+      <w:hyperlink r:id="rId56">
         <w:r>
           <w:rPr>
             <w:rStyle w:val="Hyperlink"/>
@@ -8597,7 +9744,7 @@
       <w:r>
         <w:t xml:space="preserve"> </w:t>
       </w:r>
-      <w:hyperlink r:id="rId50">
+      <w:hyperlink r:id="rId54">
         <w:r>
           <w:rPr>
             <w:rStyle w:val="Hyperlink"/>
@@ -8617,7 +9764,7 @@
       <w:r>
         <w:t xml:space="preserve"> </w:t>
       </w:r>
-      <w:hyperlink r:id="rId53">
+      <w:hyperlink r:id="rId57">
         <w:r>
           <w:rPr>
             <w:rStyle w:val="Hyperlink"/>
@@ -8779,7 +9926,7 @@
       <w:r>
         <w:t xml:space="preserve"> </w:t>
       </w:r>
-      <w:hyperlink r:id="rId41">
+      <w:hyperlink r:id="rId45">
         <w:r>
           <w:rPr>
             <w:rStyle w:val="Hyperlink"/>
@@ -8987,7 +10134,7 @@
         <w:t xml:space="preserve">the proof above derives it.</w:t>
       </w:r>
     </w:p>
-    <w:bookmarkStart w:id="54" w:name="thm-prob-subset"/>
+    <w:bookmarkStart w:id="58" w:name="thm-prob-subset"/>
     <w:p>
       <w:pPr>
         <w:pStyle w:val="BodyText"/>
@@ -9119,7 +10266,7 @@
         <w:t xml:space="preserve">.</w:t>
       </w:r>
     </w:p>
-    <w:bookmarkEnd w:id="54"/>
+    <w:bookmarkEnd w:id="58"/>
     <w:p>
       <w:pPr>
         <w:pStyle w:val="BodyText"/>
@@ -9283,7 +10430,7 @@
         <w:t xml:space="preserve">.</w:t>
       </w:r>
     </w:p>
-    <w:bookmarkStart w:id="55" w:name="thm-total-prob-1"/>
+    <w:bookmarkStart w:id="59" w:name="thm-total-prob-1"/>
     <w:p>
       <w:pPr>
         <w:pStyle w:val="BodyText"/>
@@ -9419,7 +10566,7 @@
         </m:oMath>
       </m:oMathPara>
     </w:p>
-    <w:bookmarkEnd w:id="55"/>
+    <w:bookmarkEnd w:id="59"/>
     <w:p>
       <w:pPr>
         <w:pStyle w:val="FirstParagraph"/>
@@ -9726,7 +10873,7 @@
         </m:oMath>
       </m:oMathPara>
     </w:p>
-    <w:bookmarkStart w:id="56" w:name="cor-p-neg0"/>
+    <w:bookmarkStart w:id="60" w:name="cor-p-neg0"/>
     <w:p>
       <w:pPr>
         <w:pStyle w:val="FirstParagraph"/>
@@ -9831,7 +10978,7 @@
         </m:oMath>
       </m:oMathPara>
     </w:p>
-    <w:bookmarkEnd w:id="56"/>
+    <w:bookmarkEnd w:id="60"/>
     <w:p>
       <w:pPr>
         <w:pStyle w:val="FirstParagraph"/>
@@ -9896,7 +11043,7 @@
         <w:t xml:space="preserve">.</w:t>
       </w:r>
     </w:p>
-    <w:bookmarkStart w:id="57" w:name="cor-p-neg"/>
+    <w:bookmarkStart w:id="61" w:name="cor-p-neg"/>
     <w:p>
       <w:pPr>
         <w:pStyle w:val="BodyText"/>
@@ -10056,7 +11203,7 @@
         </m:oMath>
       </m:oMathPara>
     </w:p>
-    <w:bookmarkEnd w:id="57"/>
+    <w:bookmarkEnd w:id="61"/>
     <w:p>
       <w:pPr>
         <w:pStyle w:val="FirstParagraph"/>
@@ -10240,7 +11387,7 @@
         </m:oMath>
       </m:oMathPara>
     </w:p>
-    <w:bookmarkStart w:id="58" w:name="exm-p-neg"/>
+    <w:bookmarkStart w:id="62" w:name="exm-p-neg"/>
     <w:p>
       <w:pPr>
         <w:pStyle w:val="FirstParagraph"/>
@@ -10250,7 +11397,7 @@
           <w:b/>
           <w:bCs/>
         </w:rPr>
-        <w:t xml:space="preserve">Example 13 (Probability of not rolling a six)</w:t>
+        <w:t xml:space="preserve">Example 15 (Probability of not rolling a six)</w:t>
       </w:r>
       <w:r>
         <w:t xml:space="preserve"> </w:t>
@@ -10370,8 +11517,8 @@
         <w:t xml:space="preserve">.</w:t>
       </w:r>
     </w:p>
-    <w:bookmarkEnd w:id="58"/>
-    <w:bookmarkStart w:id="60" w:name="def-random-choice"/>
+    <w:bookmarkEnd w:id="62"/>
+    <w:bookmarkStart w:id="64" w:name="def-random-choice"/>
     <w:p>
       <w:pPr>
         <w:pStyle w:val="BodyText"/>
@@ -10406,7 +11553,7 @@
       <w:r>
         <w:t xml:space="preserve"> </w:t>
       </w:r>
-      <w:hyperlink r:id="rId41">
+      <w:hyperlink r:id="rId45">
         <w:r>
           <w:rPr>
             <w:rStyle w:val="Hyperlink"/>
@@ -10591,7 +11738,7 @@
       <w:r>
         <w:t xml:space="preserve"> </w:t>
       </w:r>
-      <w:hyperlink r:id="rId59">
+      <w:hyperlink r:id="rId63">
         <w:r>
           <w:rPr>
             <w:rStyle w:val="Hyperlink"/>
@@ -10617,8 +11764,8 @@
         <w:t xml:space="preserve">.</w:t>
       </w:r>
     </w:p>
-    <w:bookmarkEnd w:id="60"/>
-    <w:bookmarkStart w:id="62" w:name="exm-random-choice-sets"/>
+    <w:bookmarkEnd w:id="64"/>
+    <w:bookmarkStart w:id="66" w:name="exm-random-choice-sets"/>
     <w:p>
       <w:pPr>
         <w:pStyle w:val="BodyText"/>
@@ -10628,7 +11775,7 @@
           <w:b/>
           <w:bCs/>
         </w:rPr>
-        <w:t xml:space="preserve">Example 14 (Choosing at random from a finite set and from an interval)</w:t>
+        <w:t xml:space="preserve">Example 16 (Choosing at random from a finite set and from an interval)</w:t>
       </w:r>
       <w:r>
         <w:t xml:space="preserve"> </w:t>
@@ -10704,7 +11851,7 @@
       <w:r>
         <w:t xml:space="preserve"> </w:t>
       </w:r>
-      <w:hyperlink r:id="rId43">
+      <w:hyperlink r:id="rId47">
         <w:r>
           <w:rPr>
             <w:rStyle w:val="Hyperlink"/>
@@ -11055,7 +12202,7 @@
       <w:r>
         <w:t xml:space="preserve"> </w:t>
       </w:r>
-      <w:hyperlink r:id="rId61">
+      <w:hyperlink r:id="rId65">
         <m:oMath>
           <m:r>
             <m:rPr>
@@ -11120,8 +12267,8 @@
         <w:t xml:space="preserve">so they have no choice at random in this sense.</w:t>
       </w:r>
     </w:p>
-    <w:bookmarkEnd w:id="62"/>
-    <w:bookmarkStart w:id="63" w:name="exm-random-choice-auto"/>
+    <w:bookmarkEnd w:id="66"/>
+    <w:bookmarkStart w:id="67" w:name="exm-random-choice-auto"/>
     <w:p>
       <w:pPr>
         <w:pStyle w:val="BodyText"/>
@@ -11131,7 +12278,7 @@
           <w:b/>
           <w:bCs/>
         </w:rPr>
-        <w:t xml:space="preserve">Example 15 (Choosing a car at random from the Auto data)</w:t>
+        <w:t xml:space="preserve">Example 17 (Choosing a car at random from the Auto data)</w:t>
       </w:r>
       <w:r>
         <w:t xml:space="preserve"> </w:t>
@@ -11420,9 +12567,9 @@
         <w:t xml:space="preserve">#&gt; [1] 0.5076531</w:t>
       </w:r>
     </w:p>
-    <w:bookmarkEnd w:id="63"/>
-    <w:bookmarkEnd w:id="64"/>
-    <w:bookmarkStart w:id="69" w:name="odds"/>
+    <w:bookmarkEnd w:id="67"/>
+    <w:bookmarkEnd w:id="68"/>
+    <w:bookmarkStart w:id="73" w:name="odds"/>
     <w:p>
       <w:pPr>
         <w:pStyle w:val="Heading2"/>
@@ -11431,7 +12578,7 @@
         <w:t xml:space="preserve">2 Odds</w:t>
       </w:r>
     </w:p>
-    <w:bookmarkStart w:id="65" w:name="def-odds"/>
+    <w:bookmarkStart w:id="69" w:name="def-odds"/>
     <w:p>
       <w:pPr>
         <w:pStyle w:val="FirstParagraph"/>
@@ -11729,8 +12876,8 @@
         </m:oMath>
       </m:oMathPara>
     </w:p>
-    <w:bookmarkEnd w:id="65"/>
-    <w:bookmarkStart w:id="66" w:name="exm-odds-auto"/>
+    <w:bookmarkEnd w:id="69"/>
+    <w:bookmarkStart w:id="70" w:name="exm-odds-auto"/>
     <w:p>
       <w:pPr>
         <w:pStyle w:val="FirstParagraph"/>
@@ -11740,7 +12887,7 @@
           <w:b/>
           <w:bCs/>
         </w:rPr>
-        <w:t xml:space="preserve">Example 16 (Odds that a car in the Auto data is American)</w:t>
+        <w:t xml:space="preserve">Example 18 (Odds that a car in the Auto data is American)</w:t>
       </w:r>
       <w:r>
         <w:t xml:space="preserve"> </w:t>
@@ -11871,7 +13018,7 @@
           <w:rPr>
             <w:rStyle w:val="Hyperlink"/>
           </w:rPr>
-          <w:t xml:space="preserve">Example 15</w:t>
+          <w:t xml:space="preserve">Example 17</w:t>
         </w:r>
       </w:hyperlink>
       <w:r>
@@ -12144,8 +13291,8 @@
         <w:t xml:space="preserve">as a car of non-American origin.</w:t>
       </w:r>
     </w:p>
-    <w:bookmarkEnd w:id="66"/>
-    <w:bookmarkStart w:id="67" w:name="def-log-odds"/>
+    <w:bookmarkEnd w:id="70"/>
+    <w:bookmarkStart w:id="71" w:name="def-log-odds"/>
     <w:p>
       <w:pPr>
         <w:pStyle w:val="BodyText"/>
@@ -12477,8 +13624,8 @@
         </m:oMath>
       </m:oMathPara>
     </w:p>
-    <w:bookmarkEnd w:id="67"/>
-    <w:bookmarkStart w:id="68" w:name="exm-log-odds-auto"/>
+    <w:bookmarkEnd w:id="71"/>
+    <w:bookmarkStart w:id="72" w:name="exm-log-odds-auto"/>
     <w:p>
       <w:pPr>
         <w:pStyle w:val="FirstParagraph"/>
@@ -12488,7 +13635,7 @@
           <w:b/>
           <w:bCs/>
         </w:rPr>
-        <w:t xml:space="preserve">Example 17 (Log-odds that a car in the Auto data is American)</w:t>
+        <w:t xml:space="preserve">Example 19 (Log-odds that a car in the Auto data is American)</w:t>
       </w:r>
       <w:r>
         <w:t xml:space="preserve"> </w:t>
@@ -12529,7 +13676,7 @@
           <w:rPr>
             <w:rStyle w:val="Hyperlink"/>
           </w:rPr>
-          <w:t xml:space="preserve">Example 16</w:t>
+          <w:t xml:space="preserve">Example 18</w:t>
         </w:r>
       </w:hyperlink>
       <w:r>
@@ -12669,9 +13816,9 @@
         <w:t xml:space="preserve">an American car is more likely than not.</w:t>
       </w:r>
     </w:p>
-    <w:bookmarkEnd w:id="68"/>
-    <w:bookmarkEnd w:id="69"/>
-    <w:bookmarkStart w:id="95" w:name="conditional-probability"/>
+    <w:bookmarkEnd w:id="72"/>
+    <w:bookmarkEnd w:id="73"/>
+    <w:bookmarkStart w:id="99" w:name="conditional-probability"/>
     <w:p>
       <w:pPr>
         <w:pStyle w:val="Heading2"/>
@@ -12680,7 +13827,7 @@
         <w:t xml:space="preserve">3 Conditional probability</w:t>
       </w:r>
     </w:p>
-    <w:bookmarkStart w:id="70" w:name="def-conditional-prob"/>
+    <w:bookmarkStart w:id="74" w:name="def-conditional-prob"/>
     <w:p>
       <w:pPr>
         <w:pStyle w:val="FirstParagraph"/>
@@ -12983,7 +14130,7 @@
         </m:oMath>
       </m:oMathPara>
     </w:p>
-    <w:bookmarkEnd w:id="70"/>
+    <w:bookmarkEnd w:id="74"/>
     <w:p>
       <w:pPr>
         <w:pStyle w:val="FirstParagraph"/>
@@ -13115,7 +14262,7 @@
         <w:t xml:space="preserve">.</w:t>
       </w:r>
     </w:p>
-    <w:bookmarkStart w:id="71" w:name="exm-conditional-prob"/>
+    <w:bookmarkStart w:id="75" w:name="exm-conditional-prob"/>
     <w:p>
       <w:pPr>
         <w:pStyle w:val="BodyText"/>
@@ -13125,7 +14272,7 @@
           <w:b/>
           <w:bCs/>
         </w:rPr>
-        <w:t xml:space="preserve">Example 18 (Rolling a six, given an even roll)</w:t>
+        <w:t xml:space="preserve">Example 20 (Rolling a six, given an even roll)</w:t>
       </w:r>
       <w:r>
         <w:t xml:space="preserve"> </w:t>
@@ -13138,7 +14285,7 @@
           <w:rPr>
             <w:rStyle w:val="Hyperlink"/>
           </w:rPr>
-          <w:t xml:space="preserve">Example 12</w:t>
+          <w:t xml:space="preserve">Example 14</w:t>
         </w:r>
       </w:hyperlink>
       <w:r>
@@ -13519,8 +14666,8 @@
         </m:oMath>
       </m:oMathPara>
     </w:p>
-    <w:bookmarkEnd w:id="71"/>
-    <w:bookmarkStart w:id="72" w:name="thm-law-conditional-prob"/>
+    <w:bookmarkEnd w:id="75"/>
+    <w:bookmarkStart w:id="76" w:name="thm-law-conditional-prob"/>
     <w:p>
       <w:pPr>
         <w:pStyle w:val="FirstParagraph"/>
@@ -13710,7 +14857,7 @@
         </m:oMath>
       </m:oMathPara>
     </w:p>
-    <w:bookmarkEnd w:id="72"/>
+    <w:bookmarkEnd w:id="76"/>
     <w:p>
       <w:pPr>
         <w:pStyle w:val="FirstParagraph"/>
@@ -14010,7 +15157,7 @@
         </m:oMath>
       </m:oMathPara>
     </w:p>
-    <w:bookmarkStart w:id="73" w:name="exm-law-conditional-prob"/>
+    <w:bookmarkStart w:id="77" w:name="exm-law-conditional-prob"/>
     <w:p>
       <w:pPr>
         <w:pStyle w:val="FirstParagraph"/>
@@ -14020,7 +15167,7 @@
           <w:b/>
           <w:bCs/>
         </w:rPr>
-        <w:t xml:space="preserve">Example 19 (Applying the law of conditional probability)</w:t>
+        <w:t xml:space="preserve">Example 21 (Applying the law of conditional probability)</w:t>
       </w:r>
       <w:r>
         <w:t xml:space="preserve"> </w:t>
@@ -14342,8 +15489,8 @@
         </m:oMath>
       </m:oMathPara>
     </w:p>
-    <w:bookmarkEnd w:id="73"/>
-    <w:bookmarkStart w:id="74" w:name="thm-total-prob"/>
+    <w:bookmarkEnd w:id="77"/>
+    <w:bookmarkStart w:id="78" w:name="thm-total-prob"/>
     <w:p>
       <w:pPr>
         <w:pStyle w:val="FirstParagraph"/>
@@ -14668,7 +15815,7 @@
         </m:oMath>
       </m:oMathPara>
     </w:p>
-    <w:bookmarkEnd w:id="74"/>
+    <w:bookmarkEnd w:id="78"/>
     <w:p>
       <w:pPr>
         <w:pStyle w:val="FirstParagraph"/>
@@ -14842,7 +15989,7 @@
       <w:r>
         <w:t xml:space="preserve"> </w:t>
       </w:r>
-      <w:hyperlink r:id="rId50">
+      <w:hyperlink r:id="rId54">
         <w:r>
           <w:rPr>
             <w:rStyle w:val="Hyperlink"/>
@@ -15191,7 +16338,7 @@
         </m:oMath>
       </m:oMathPara>
     </w:p>
-    <w:bookmarkStart w:id="75" w:name="thm-bayes"/>
+    <w:bookmarkStart w:id="79" w:name="thm-bayes"/>
     <w:p>
       <w:pPr>
         <w:pStyle w:val="FirstParagraph"/>
@@ -15458,7 +16605,7 @@
         </m:oMath>
       </m:oMathPara>
     </w:p>
-    <w:bookmarkEnd w:id="75"/>
+    <w:bookmarkEnd w:id="79"/>
     <w:p>
       <w:pPr>
         <w:pStyle w:val="FirstParagraph"/>
@@ -15905,7 +17052,7 @@
         </m:oMath>
       </m:oMathPara>
     </w:p>
-    <w:bookmarkStart w:id="76" w:name="exm-bayes"/>
+    <w:bookmarkStart w:id="80" w:name="exm-bayes"/>
     <w:p>
       <w:pPr>
         <w:pStyle w:val="FirstParagraph"/>
@@ -15915,7 +17062,7 @@
           <w:b/>
           <w:bCs/>
         </w:rPr>
-        <w:t xml:space="preserve">Example 20 (Positive predictive value of a medical test)</w:t>
+        <w:t xml:space="preserve">Example 22 (Positive predictive value of a medical test)</w:t>
       </w:r>
       <w:r>
         <w:t xml:space="preserve"> </w:t>
@@ -16941,8 +18088,8 @@
         <w:t xml:space="preserve">because the disease prevalence is relatively low (7%).</w:t>
       </w:r>
     </w:p>
-    <w:bookmarkEnd w:id="76"/>
-    <w:bookmarkStart w:id="77" w:name="exr-bayes"/>
+    <w:bookmarkEnd w:id="80"/>
+    <w:bookmarkStart w:id="81" w:name="exr-bayes"/>
     <w:p>
       <w:pPr>
         <w:pStyle w:val="BodyText"/>
@@ -17280,8 +18427,8 @@
         <w:t xml:space="preserve">, and none of them jointly.</w:t>
       </w:r>
     </w:p>
-    <w:bookmarkEnd w:id="77"/>
-    <w:bookmarkStart w:id="79" w:name="sol-bayes"/>
+    <w:bookmarkEnd w:id="81"/>
+    <w:bookmarkStart w:id="83" w:name="sol-bayes"/>
     <w:p>
       <w:pPr>
         <w:pStyle w:val="BodyText"/>
@@ -17595,7 +18742,7 @@
       <w:pPr>
         <w:pStyle w:val="BodyText"/>
       </w:pPr>
-      <w:bookmarkStart w:id="78" w:name="eq-bayes"/>
+      <w:bookmarkStart w:id="82" w:name="eq-bayes"/>
       <m:oMathPara>
         <m:oMathParaPr>
           <m:jc m:val="center"/>
@@ -17741,7 +18888,7 @@
           </m:r>
         </m:oMath>
       </m:oMathPara>
-      <w:bookmarkEnd w:id="78"/>
+      <w:bookmarkEnd w:id="82"/>
     </w:p>
     <w:p>
       <w:pPr>
@@ -18322,8 +19469,8 @@
         <w:t xml:space="preserve">decreases it.</w:t>
       </w:r>
     </w:p>
-    <w:bookmarkEnd w:id="79"/>
-    <w:bookmarkStart w:id="80" w:name="exr-base-rate"/>
+    <w:bookmarkEnd w:id="83"/>
+    <w:bookmarkStart w:id="84" w:name="exr-base-rate"/>
     <w:p>
       <w:pPr>
         <w:pStyle w:val="BodyText"/>
@@ -18428,8 +19575,8 @@
         <w:t xml:space="preserve">.</w:t>
       </w:r>
     </w:p>
-    <w:bookmarkEnd w:id="80"/>
-    <w:bookmarkStart w:id="81" w:name="sol-base-rate"/>
+    <w:bookmarkEnd w:id="84"/>
+    <w:bookmarkStart w:id="85" w:name="sol-base-rate"/>
     <w:p>
       <w:pPr>
         <w:pStyle w:val="BodyText"/>
@@ -19400,7 +20547,7 @@
         <w:t xml:space="preserve">and it illustrates why raw accuracy can be misleading on rare events.</w:t>
       </w:r>
     </w:p>
-    <w:bookmarkEnd w:id="81"/>
+    <w:bookmarkEnd w:id="85"/>
     <w:tbl>
       <w:tblPr>
         <w:tblStyle w:val="Table"/>
@@ -19442,18 +20589,18 @@
                 <wp:inline>
                   <wp:extent cx="152400" cy="152400"/>
                   <wp:effectExtent b="0" l="0" r="0" t="0"/>
-                  <wp:docPr descr="" title="" id="83" name="Picture"/>
+                  <wp:docPr descr="" title="" id="87" name="Picture"/>
                   <a:graphic>
                     <a:graphicData uri="http://schemas.openxmlformats.org/drawingml/2006/picture">
                       <pic:pic>
                         <pic:nvPicPr>
-                          <pic:cNvPr descr="/opt/quarto/share/formats/docx/tip.png" id="84" name="Picture"/>
+                          <pic:cNvPr descr="/opt/quarto/share/formats/docx/tip.png" id="88" name="Picture"/>
                           <pic:cNvPicPr>
                             <a:picLocks noChangeArrowheads="1" noChangeAspect="1"/>
                           </pic:cNvPicPr>
                         </pic:nvPicPr>
                         <pic:blipFill>
-                          <a:blip r:embed="rId82"/>
+                          <a:blip r:embed="rId86"/>
                           <a:stretch>
                             <a:fillRect/>
                           </a:stretch>
@@ -19515,7 +20662,7 @@
             <w:r>
               <w:t xml:space="preserve"> </w:t>
             </w:r>
-            <w:hyperlink r:id="rId85">
+            <w:hyperlink r:id="rId89">
               <w:r>
                 <w:rPr>
                   <w:rStyle w:val="Hyperlink"/>
@@ -19559,7 +20706,7 @@
             <w:r>
               <w:t xml:space="preserve"> </w:t>
             </w:r>
-            <w:hyperlink r:id="rId86">
+            <w:hyperlink r:id="rId90">
               <w:r>
                 <w:rPr>
                   <w:rStyle w:val="Hyperlink"/>
@@ -19624,18 +20771,18 @@
                 <wp:inline>
                   <wp:extent cx="152400" cy="152400"/>
                   <wp:effectExtent b="0" l="0" r="0" t="0"/>
-                  <wp:docPr descr="" title="" id="87" name="Picture"/>
+                  <wp:docPr descr="" title="" id="91" name="Picture"/>
                   <a:graphic>
                     <a:graphicData uri="http://schemas.openxmlformats.org/drawingml/2006/picture">
                       <pic:pic>
                         <pic:nvPicPr>
-                          <pic:cNvPr descr="/opt/quarto/share/formats/docx/tip.png" id="88" name="Picture"/>
+                          <pic:cNvPr descr="/opt/quarto/share/formats/docx/tip.png" id="92" name="Picture"/>
                           <pic:cNvPicPr>
                             <a:picLocks noChangeArrowheads="1" noChangeAspect="1"/>
                           </pic:cNvPicPr>
                         </pic:nvPicPr>
                         <pic:blipFill>
-                          <a:blip r:embed="rId82"/>
+                          <a:blip r:embed="rId86"/>
                           <a:stretch>
                             <a:fillRect/>
                           </a:stretch>
@@ -19697,7 +20844,7 @@
             <w:r>
               <w:t xml:space="preserve"> </w:t>
             </w:r>
-            <w:hyperlink r:id="rId89">
+            <w:hyperlink r:id="rId93">
               <w:r>
                 <w:rPr>
                   <w:rStyle w:val="Hyperlink"/>
@@ -19747,7 +20894,7 @@
       <w:r>
         <w:t xml:space="preserve"> </w:t>
       </w:r>
-      <w:hyperlink r:id="rId90">
+      <w:hyperlink r:id="rId94">
         <w:r>
           <w:rPr>
             <w:rStyle w:val="Hyperlink"/>
@@ -19764,7 +20911,7 @@
       <w:r>
         <w:t xml:space="preserve"> </w:t>
       </w:r>
-      <w:hyperlink r:id="rId91">
+      <w:hyperlink r:id="rId95">
         <w:r>
           <w:rPr>
             <w:rStyle w:val="Hyperlink"/>
@@ -19817,18 +20964,18 @@
                 <wp:inline>
                   <wp:extent cx="152400" cy="152400"/>
                   <wp:effectExtent b="0" l="0" r="0" t="0"/>
-                  <wp:docPr descr="" title="" id="92" name="Picture"/>
+                  <wp:docPr descr="" title="" id="96" name="Picture"/>
                   <a:graphic>
                     <a:graphicData uri="http://schemas.openxmlformats.org/drawingml/2006/picture">
                       <pic:pic>
                         <pic:nvPicPr>
-                          <pic:cNvPr descr="/opt/quarto/share/formats/docx/tip.png" id="93" name="Picture"/>
+                          <pic:cNvPr descr="/opt/quarto/share/formats/docx/tip.png" id="97" name="Picture"/>
                           <pic:cNvPicPr>
                             <a:picLocks noChangeArrowheads="1" noChangeAspect="1"/>
                           </pic:cNvPicPr>
                         </pic:nvPicPr>
                         <pic:blipFill>
-                          <a:blip r:embed="rId82"/>
+                          <a:blip r:embed="rId86"/>
                           <a:stretch>
                             <a:fillRect/>
                           </a:stretch>
@@ -19919,7 +21066,7 @@
             <w:r>
               <w:t xml:space="preserve"> </w:t>
             </w:r>
-            <w:hyperlink r:id="rId94">
+            <w:hyperlink r:id="rId98">
               <w:r>
                 <w:rPr>
                   <w:rStyle w:val="Hyperlink"/>
@@ -19961,8 +21108,8 @@
         </w:tc>
       </w:tr>
     </w:tbl>
-    <w:bookmarkEnd w:id="95"/>
-    <w:bookmarkStart w:id="130" w:name="references"/>
+    <w:bookmarkEnd w:id="99"/>
+    <w:bookmarkStart w:id="134" w:name="references"/>
     <w:p>
       <w:pPr>
         <w:pStyle w:val="Heading2"/>
@@ -19971,8 +21118,8 @@
         <w:t xml:space="preserve">References</w:t>
       </w:r>
     </w:p>
-    <w:bookmarkStart w:id="129" w:name="refs"/>
-    <w:bookmarkStart w:id="97" w:name="X0323630174b5cbd87b45a7fef24ef56ec3bdd6b"/>
+    <w:bookmarkStart w:id="133" w:name="refs"/>
+    <w:bookmarkStart w:id="101" w:name="X0323630174b5cbd87b45a7fef24ef56ec3bdd6b"/>
     <w:p>
       <w:pPr>
         <w:pStyle w:val="Bibliography"/>
@@ -20019,7 +21166,7 @@
       <w:r>
         <w:t xml:space="preserve"> </w:t>
       </w:r>
-      <w:hyperlink r:id="rId96">
+      <w:hyperlink r:id="rId100">
         <w:r>
           <w:rPr>
             <w:rStyle w:val="Hyperlink"/>
@@ -20028,8 +21175,8 @@
         </w:r>
       </w:hyperlink>
     </w:p>
-    <w:bookmarkEnd w:id="97"/>
-    <w:bookmarkStart w:id="99" w:name="ref-wikipedia_sample_space"/>
+    <w:bookmarkEnd w:id="101"/>
+    <w:bookmarkStart w:id="103" w:name="ref-wikipedia_sample_space"/>
     <w:p>
       <w:pPr>
         <w:pStyle w:val="Bibliography"/>
@@ -20076,7 +21223,7 @@
       <w:r>
         <w:t xml:space="preserve"> </w:t>
       </w:r>
-      <w:hyperlink r:id="rId98">
+      <w:hyperlink r:id="rId102">
         <w:r>
           <w:rPr>
             <w:rStyle w:val="Hyperlink"/>
@@ -20085,8 +21232,8 @@
         </w:r>
       </w:hyperlink>
     </w:p>
-    <w:bookmarkEnd w:id="99"/>
-    <w:bookmarkStart w:id="101" w:name="ref-wikipedia_event_probability_theory"/>
+    <w:bookmarkEnd w:id="103"/>
+    <w:bookmarkStart w:id="105" w:name="ref-wikipedia_event_probability_theory"/>
     <w:p>
       <w:pPr>
         <w:pStyle w:val="Bibliography"/>
@@ -20133,7 +21280,7 @@
       <w:r>
         <w:t xml:space="preserve"> </w:t>
       </w:r>
-      <w:hyperlink r:id="rId100">
+      <w:hyperlink r:id="rId104">
         <w:r>
           <w:rPr>
             <w:rStyle w:val="Hyperlink"/>
@@ -20142,8 +21289,8 @@
         </w:r>
       </w:hyperlink>
     </w:p>
-    <w:bookmarkEnd w:id="101"/>
-    <w:bookmarkStart w:id="103" w:name="ref-CaseBerg01"/>
+    <w:bookmarkEnd w:id="105"/>
+    <w:bookmarkStart w:id="107" w:name="ref-CaseBerg01"/>
     <w:p>
       <w:pPr>
         <w:pStyle w:val="Bibliography"/>
@@ -20176,7 +21323,7 @@
       <w:r>
         <w:t xml:space="preserve"> </w:t>
       </w:r>
-      <w:hyperlink r:id="rId102">
+      <w:hyperlink r:id="rId106">
         <w:r>
           <w:rPr>
             <w:rStyle w:val="Hyperlink"/>
@@ -20185,8 +21332,8 @@
         </w:r>
       </w:hyperlink>
     </w:p>
-    <w:bookmarkEnd w:id="103"/>
-    <w:bookmarkStart w:id="105" w:name="ref-wikipedia_probability_space"/>
+    <w:bookmarkEnd w:id="107"/>
+    <w:bookmarkStart w:id="109" w:name="ref-wikipedia_probability_space"/>
     <w:p>
       <w:pPr>
         <w:pStyle w:val="Bibliography"/>
@@ -20233,7 +21380,7 @@
       <w:r>
         <w:t xml:space="preserve"> </w:t>
       </w:r>
-      <w:hyperlink r:id="rId104">
+      <w:hyperlink r:id="rId108">
         <w:r>
           <w:rPr>
             <w:rStyle w:val="Hyperlink"/>
@@ -20242,8 +21389,8 @@
         </w:r>
       </w:hyperlink>
     </w:p>
-    <w:bookmarkEnd w:id="105"/>
-    <w:bookmarkStart w:id="107" w:name="ref-wikipedia_probability_axioms"/>
+    <w:bookmarkEnd w:id="109"/>
+    <w:bookmarkStart w:id="111" w:name="ref-wikipedia_probability_axioms"/>
     <w:p>
       <w:pPr>
         <w:pStyle w:val="Bibliography"/>
@@ -20290,7 +21437,7 @@
       <w:r>
         <w:t xml:space="preserve"> </w:t>
       </w:r>
-      <w:hyperlink r:id="rId106">
+      <w:hyperlink r:id="rId110">
         <w:r>
           <w:rPr>
             <w:rStyle w:val="Hyperlink"/>
@@ -20299,8 +21446,8 @@
         </w:r>
       </w:hyperlink>
     </w:p>
-    <w:bookmarkEnd w:id="107"/>
-    <w:bookmarkStart w:id="109" w:name="ref-wikipedia_odds"/>
+    <w:bookmarkEnd w:id="111"/>
+    <w:bookmarkStart w:id="113" w:name="ref-wikipedia_odds"/>
     <w:p>
       <w:pPr>
         <w:pStyle w:val="Bibliography"/>
@@ -20347,7 +21494,7 @@
       <w:r>
         <w:t xml:space="preserve"> </w:t>
       </w:r>
-      <w:hyperlink r:id="rId108">
+      <w:hyperlink r:id="rId112">
         <w:r>
           <w:rPr>
             <w:rStyle w:val="Hyperlink"/>
@@ -20356,8 +21503,8 @@
         </w:r>
       </w:hyperlink>
     </w:p>
-    <w:bookmarkEnd w:id="109"/>
-    <w:bookmarkStart w:id="111" w:name="ref-wikipedia_logit"/>
+    <w:bookmarkEnd w:id="113"/>
+    <w:bookmarkStart w:id="115" w:name="ref-wikipedia_logit"/>
     <w:p>
       <w:pPr>
         <w:pStyle w:val="Bibliography"/>
@@ -20404,7 +21551,7 @@
       <w:r>
         <w:t xml:space="preserve"> </w:t>
       </w:r>
-      <w:hyperlink r:id="rId110">
+      <w:hyperlink r:id="rId114">
         <w:r>
           <w:rPr>
             <w:rStyle w:val="Hyperlink"/>
@@ -20413,8 +21560,8 @@
         </w:r>
       </w:hyperlink>
     </w:p>
-    <w:bookmarkEnd w:id="111"/>
-    <w:bookmarkStart w:id="113" w:name="ref-wikipedia_conditional_probability"/>
+    <w:bookmarkEnd w:id="115"/>
+    <w:bookmarkStart w:id="117" w:name="ref-wikipedia_conditional_probability"/>
     <w:p>
       <w:pPr>
         <w:pStyle w:val="Bibliography"/>
@@ -20461,7 +21608,7 @@
       <w:r>
         <w:t xml:space="preserve"> </w:t>
       </w:r>
-      <w:hyperlink r:id="rId112">
+      <w:hyperlink r:id="rId116">
         <w:r>
           <w:rPr>
             <w:rStyle w:val="Hyperlink"/>
@@ -20470,8 +21617,8 @@
         </w:r>
       </w:hyperlink>
     </w:p>
-    <w:bookmarkEnd w:id="113"/>
-    <w:bookmarkStart w:id="115" w:name="ref-ross-probsim"/>
+    <w:bookmarkEnd w:id="117"/>
+    <w:bookmarkStart w:id="119" w:name="ref-ross-probsim"/>
     <w:p>
       <w:pPr>
         <w:pStyle w:val="Bibliography"/>
@@ -20503,7 +21650,7 @@
       <w:r>
         <w:t xml:space="preserve"> </w:t>
       </w:r>
-      <w:hyperlink r:id="rId114">
+      <w:hyperlink r:id="rId118">
         <w:r>
           <w:rPr>
             <w:rStyle w:val="Hyperlink"/>
@@ -20512,8 +21659,8 @@
         </w:r>
       </w:hyperlink>
     </w:p>
-    <w:bookmarkEnd w:id="115"/>
-    <w:bookmarkStart w:id="117" w:name="ref-wikipedia_law_of_total_probability"/>
+    <w:bookmarkEnd w:id="119"/>
+    <w:bookmarkStart w:id="121" w:name="ref-wikipedia_law_of_total_probability"/>
     <w:p>
       <w:pPr>
         <w:pStyle w:val="Bibliography"/>
@@ -20560,7 +21707,7 @@
       <w:r>
         <w:t xml:space="preserve"> </w:t>
       </w:r>
-      <w:hyperlink r:id="rId116">
+      <w:hyperlink r:id="rId120">
         <w:r>
           <w:rPr>
             <w:rStyle w:val="Hyperlink"/>
@@ -20569,8 +21716,8 @@
         </w:r>
       </w:hyperlink>
     </w:p>
-    <w:bookmarkEnd w:id="117"/>
-    <w:bookmarkStart w:id="119" w:name="ref-wikipedia_bayes_theorem"/>
+    <w:bookmarkEnd w:id="121"/>
+    <w:bookmarkStart w:id="123" w:name="ref-wikipedia_bayes_theorem"/>
     <w:p>
       <w:pPr>
         <w:pStyle w:val="Bibliography"/>
@@ -20617,7 +21764,7 @@
       <w:r>
         <w:t xml:space="preserve"> </w:t>
       </w:r>
-      <w:hyperlink r:id="rId118">
+      <w:hyperlink r:id="rId122">
         <w:r>
           <w:rPr>
             <w:rStyle w:val="Hyperlink"/>
@@ -20626,8 +21773,8 @@
         </w:r>
       </w:hyperlink>
     </w:p>
-    <w:bookmarkEnd w:id="119"/>
-    <w:bookmarkStart w:id="120" w:name="ref-hutchinson2024data471"/>
+    <w:bookmarkEnd w:id="123"/>
+    <w:bookmarkStart w:id="124" w:name="ref-hutchinson2024data471"/>
     <w:p>
       <w:pPr>
         <w:pStyle w:val="Bibliography"/>
@@ -20666,8 +21813,8 @@
         <w:t xml:space="preserve">Western Washington University, 2024.</w:t>
       </w:r>
     </w:p>
-    <w:bookmarkEnd w:id="120"/>
-    <w:bookmarkStart w:id="122" w:name="ref-wikipedia_base_rate_fallacy"/>
+    <w:bookmarkEnd w:id="124"/>
+    <w:bookmarkStart w:id="126" w:name="ref-wikipedia_base_rate_fallacy"/>
     <w:p>
       <w:pPr>
         <w:pStyle w:val="Bibliography"/>
@@ -20714,7 +21861,7 @@
       <w:r>
         <w:t xml:space="preserve"> </w:t>
       </w:r>
-      <w:hyperlink r:id="rId121">
+      <w:hyperlink r:id="rId125">
         <w:r>
           <w:rPr>
             <w:rStyle w:val="Hyperlink"/>
@@ -20723,8 +21870,8 @@
         </w:r>
       </w:hyperlink>
     </w:p>
-    <w:bookmarkEnd w:id="122"/>
-    <w:bookmarkStart w:id="124" w:name="ref-hutchinson_wwu_ml_videos"/>
+    <w:bookmarkEnd w:id="126"/>
+    <w:bookmarkStart w:id="128" w:name="ref-hutchinson_wwu_ml_videos"/>
     <w:p>
       <w:pPr>
         <w:pStyle w:val="Bibliography"/>
@@ -20777,7 +21924,7 @@
       <w:r>
         <w:t xml:space="preserve"> </w:t>
       </w:r>
-      <w:hyperlink r:id="rId123">
+      <w:hyperlink r:id="rId127">
         <w:r>
           <w:rPr>
             <w:rStyle w:val="Hyperlink"/>
@@ -20786,8 +21933,8 @@
         </w:r>
       </w:hyperlink>
     </w:p>
-    <w:bookmarkEnd w:id="124"/>
-    <w:bookmarkStart w:id="126" w:name="ref-fiveminuteai_probstat"/>
+    <w:bookmarkEnd w:id="128"/>
+    <w:bookmarkStart w:id="130" w:name="ref-fiveminuteai_probstat"/>
     <w:p>
       <w:pPr>
         <w:pStyle w:val="Bibliography"/>
@@ -20819,7 +21966,7 @@
       <w:r>
         <w:t xml:space="preserve"> </w:t>
       </w:r>
-      <w:hyperlink r:id="rId125">
+      <w:hyperlink r:id="rId129">
         <w:r>
           <w:rPr>
             <w:rStyle w:val="Hyperlink"/>
@@ -20828,8 +21975,8 @@
         </w:r>
       </w:hyperlink>
     </w:p>
-    <w:bookmarkEnd w:id="126"/>
-    <w:bookmarkStart w:id="128" w:name="ref-lange2024applied"/>
+    <w:bookmarkEnd w:id="130"/>
+    <w:bookmarkStart w:id="132" w:name="ref-lange2024applied"/>
     <w:p>
       <w:pPr>
         <w:pStyle w:val="Bibliography"/>
@@ -20862,7 +22009,7 @@
       <w:r>
         <w:t xml:space="preserve"> </w:t>
       </w:r>
-      <w:hyperlink r:id="rId127">
+      <w:hyperlink r:id="rId131">
         <w:r>
           <w:rPr>
             <w:rStyle w:val="Hyperlink"/>
@@ -20874,9 +22021,9 @@
         <w:t xml:space="preserve">.</w:t>
       </w:r>
     </w:p>
-    <w:bookmarkEnd w:id="128"/>
-    <w:bookmarkEnd w:id="129"/>
-    <w:bookmarkEnd w:id="130"/>
+    <w:bookmarkEnd w:id="132"/>
+    <w:bookmarkEnd w:id="133"/>
+    <w:bookmarkEnd w:id="134"/>
     <w:sectPr>
       <w:footnotePr>
         <w:numRestart w:val="eachSect"/>
